--- a/APLOS/POPResources/Templates/FixedAssetDisposedScrap20171.docx
+++ b/APLOS/POPResources/Templates/FixedAssetDisposedScrap20171.docx
@@ -23,15 +23,15 @@
         <mc:AlternateContent>
           <mc:Choice Requires="wps">
             <w:drawing>
-              <wp:anchor distT="45720" distB="45720" distL="114300" distR="114300" simplePos="0" relativeHeight="251663872" behindDoc="0" locked="0" layoutInCell="1" allowOverlap="1" wp14:anchorId="4A66F1F5" wp14:editId="03AE20C4">
+              <wp:anchor distT="45720" distB="45720" distL="114300" distR="114300" simplePos="0" relativeHeight="251663872" behindDoc="0" locked="0" layoutInCell="1" allowOverlap="1" wp14:anchorId="4A66F1F5" wp14:editId="7D6993F2">
                 <wp:simplePos x="0" y="0"/>
                 <wp:positionH relativeFrom="margin">
-                  <wp:posOffset>2246630</wp:posOffset>
+                  <wp:posOffset>2247900</wp:posOffset>
                 </wp:positionH>
                 <wp:positionV relativeFrom="paragraph">
-                  <wp:posOffset>69215</wp:posOffset>
+                  <wp:posOffset>9525</wp:posOffset>
                 </wp:positionV>
-                <wp:extent cx="2743200" cy="254635"/>
+                <wp:extent cx="2743200" cy="311785"/>
                 <wp:effectExtent l="0" t="0" r="0" b="0"/>
                 <wp:wrapSquare wrapText="bothSides"/>
                 <wp:docPr id="4" name="Text Box 2"/>
@@ -47,7 +47,7 @@
                       <wps:spPr bwMode="auto">
                         <a:xfrm>
                           <a:off x="0" y="0"/>
-                          <a:ext cx="2743200" cy="254635"/>
+                          <a:ext cx="2743200" cy="311785"/>
                         </a:xfrm>
                         <a:prstGeom prst="rect">
                           <a:avLst/>
@@ -66,8 +66,8 @@
                             <w:pPr>
                               <w:rPr>
                                 <w:rFonts w:ascii="Tahoma" w:hAnsi="Tahoma" w:cs="Tahoma"/>
-                                <w:sz w:val="20"/>
-                                <w:szCs w:val="20"/>
+                                <w:sz w:val="24"/>
+                                <w:szCs w:val="24"/>
                                 <w:u w:val="thick"/>
                               </w:rPr>
                             </w:pPr>
@@ -76,8 +76,8 @@
                                 <w:rFonts w:ascii="Tahoma" w:hAnsi="Tahoma" w:cs="Tahoma"/>
                                 <w:b/>
                                 <w:bCs/>
-                                <w:sz w:val="20"/>
-                                <w:szCs w:val="20"/>
+                                <w:sz w:val="24"/>
+                                <w:szCs w:val="24"/>
                                 <w:u w:val="thick"/>
                               </w:rPr>
                               <w:t>Fixed Asset Dispose</w:t>
@@ -87,8 +87,8 @@
                                 <w:rFonts w:ascii="Tahoma" w:hAnsi="Tahoma" w:cs="Tahoma"/>
                                 <w:b/>
                                 <w:bCs/>
-                                <w:sz w:val="20"/>
-                                <w:szCs w:val="20"/>
+                                <w:sz w:val="24"/>
+                                <w:szCs w:val="24"/>
                                 <w:u w:val="thick"/>
                               </w:rPr>
                               <w:t>({Status})</w:t>
@@ -117,15 +117,15 @@
                 <v:stroke joinstyle="miter"/>
                 <v:path gradientshapeok="t" o:connecttype="rect"/>
               </v:shapetype>
-              <v:shape id="Text Box 2" o:spid="_x0000_s1026" type="#_x0000_t202" style="position:absolute;left:0;text-align:left;margin-left:176.9pt;margin-top:5.45pt;width:3in;height:20.05pt;z-index:251663872;visibility:visible;mso-wrap-style:square;mso-width-percent:0;mso-height-percent:0;mso-wrap-distance-left:9pt;mso-wrap-distance-top:3.6pt;mso-wrap-distance-right:9pt;mso-wrap-distance-bottom:3.6pt;mso-position-horizontal:absolute;mso-position-horizontal-relative:margin;mso-position-vertical:absolute;mso-position-vertical-relative:text;mso-width-percent:0;mso-height-percent:0;mso-width-relative:margin;mso-height-relative:margin;v-text-anchor:top" o:gfxdata="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" filled="f" stroked="f">
+              <v:shape id="Text Box 2" o:spid="_x0000_s1026" type="#_x0000_t202" style="position:absolute;left:0;text-align:left;margin-left:177pt;margin-top:.75pt;width:3in;height:24.55pt;z-index:251663872;visibility:visible;mso-wrap-style:square;mso-width-percent:0;mso-height-percent:0;mso-wrap-distance-left:9pt;mso-wrap-distance-top:3.6pt;mso-wrap-distance-right:9pt;mso-wrap-distance-bottom:3.6pt;mso-position-horizontal:absolute;mso-position-horizontal-relative:margin;mso-position-vertical:absolute;mso-position-vertical-relative:text;mso-width-percent:0;mso-height-percent:0;mso-width-relative:margin;mso-height-relative:margin;v-text-anchor:top" o:gfxdata="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" filled="f" stroked="f">
                 <v:textbox>
                   <w:txbxContent>
                     <w:p>
                       <w:pPr>
                         <w:rPr>
                           <w:rFonts w:ascii="Tahoma" w:hAnsi="Tahoma" w:cs="Tahoma"/>
-                          <w:sz w:val="20"/>
-                          <w:szCs w:val="20"/>
+                          <w:sz w:val="24"/>
+                          <w:szCs w:val="24"/>
                           <w:u w:val="thick"/>
                         </w:rPr>
                       </w:pPr>
@@ -134,8 +134,8 @@
                           <w:rFonts w:ascii="Tahoma" w:hAnsi="Tahoma" w:cs="Tahoma"/>
                           <w:b/>
                           <w:bCs/>
-                          <w:sz w:val="20"/>
-                          <w:szCs w:val="20"/>
+                          <w:sz w:val="24"/>
+                          <w:szCs w:val="24"/>
                           <w:u w:val="thick"/>
                         </w:rPr>
                         <w:t>Fixed Asset Dispose</w:t>
@@ -145,8 +145,8 @@
                           <w:rFonts w:ascii="Tahoma" w:hAnsi="Tahoma" w:cs="Tahoma"/>
                           <w:b/>
                           <w:bCs/>
-                          <w:sz w:val="20"/>
-                          <w:szCs w:val="20"/>
+                          <w:sz w:val="24"/>
+                          <w:szCs w:val="24"/>
                           <w:u w:val="thick"/>
                         </w:rPr>
                         <w:t>({Status})</w:t>
@@ -422,73 +422,6 @@
               <w:rPr>
                 <w:rFonts w:ascii="Tahoma" w:eastAsia="Times New Roman" w:hAnsi="Tahoma" w:cs="Tahoma"/>
                 <w:color w:val="000000"/>
-                <w:sz w:val="16"/>
-                <w:szCs w:val="16"/>
-              </w:rPr>
-              <w:t>}</w:t>
-            </w:r>
-          </w:p>
-          <w:p>
-            <w:pPr>
-              <w:rPr>
-                <w:rFonts w:ascii="Tahoma" w:eastAsia="Arial" w:hAnsi="Tahoma" w:cs="Tahoma"/>
-                <w:bCs/>
-                <w:sz w:val="16"/>
-                <w:szCs w:val="16"/>
-              </w:rPr>
-            </w:pPr>
-            <w:r>
-              <w:rPr>
-                <w:rFonts w:ascii="Tahoma" w:eastAsia="Arial" w:hAnsi="Tahoma" w:cs="Tahoma"/>
-                <w:b/>
-                <w:bCs/>
-                <w:sz w:val="16"/>
-                <w:szCs w:val="16"/>
-              </w:rPr>
-              <w:t xml:space="preserve">Status      </w:t>
-            </w:r>
-            <w:r>
-              <w:rPr>
-                <w:rFonts w:ascii="Tahoma" w:eastAsia="Arial" w:hAnsi="Tahoma" w:cs="Tahoma"/>
-                <w:b/>
-                <w:bCs/>
-                <w:sz w:val="16"/>
-                <w:szCs w:val="16"/>
-              </w:rPr>
-              <w:t>:</w:t>
-            </w:r>
-            <w:r>
-              <w:rPr>
-                <w:rFonts w:ascii="Tahoma" w:eastAsia="Arial" w:hAnsi="Tahoma" w:cs="Tahoma"/>
-                <w:b/>
-                <w:bCs/>
-                <w:sz w:val="16"/>
-                <w:szCs w:val="16"/>
-              </w:rPr>
-              <w:t xml:space="preserve">  </w:t>
-            </w:r>
-            <w:r>
-              <w:rPr>
-                <w:rFonts w:ascii="Tahoma" w:eastAsia="Arial" w:hAnsi="Tahoma" w:cs="Tahoma"/>
-                <w:bCs/>
-                <w:sz w:val="16"/>
-                <w:szCs w:val="16"/>
-              </w:rPr>
-              <w:t>{</w:t>
-            </w:r>
-            <w:r>
-              <w:rPr>
-                <w:rFonts w:ascii="Consolas" w:hAnsi="Consolas" w:cs="Consolas"/>
-                <w:color w:val="0000FF"/>
-                <w:sz w:val="19"/>
-                <w:szCs w:val="19"/>
-              </w:rPr>
-              <w:t>Status</w:t>
-            </w:r>
-            <w:r>
-              <w:rPr>
-                <w:rFonts w:ascii="Tahoma" w:eastAsia="Arial" w:hAnsi="Tahoma" w:cs="Tahoma"/>
-                <w:bCs/>
                 <w:sz w:val="16"/>
                 <w:szCs w:val="16"/>
               </w:rPr>
@@ -757,7 +690,7 @@
                 </mc:Choice>
                 <mc:Fallback>
                   <w:pict>
-                    <v:line w14:anchorId="0EAA803C" id="Straight Connector 9" o:spid="_x0000_s1026" style="position:absolute;flip:x;z-index:251672064;visibility:visible;mso-wrap-style:square;mso-width-percent:0;mso-height-percent:0;mso-wrap-distance-left:9pt;mso-wrap-distance-top:0;mso-wrap-distance-right:9pt;mso-wrap-distance-bottom:0;mso-position-horizontal:absolute;mso-position-horizontal-relative:text;mso-position-vertical:absolute;mso-position-vertical-relative:text;mso-width-percent:0;mso-height-percent:0;mso-width-relative:margin;mso-height-relative:margin" from="450.6pt,10.75pt" to="547.4pt,11.5pt" o:gfxdata="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" strokecolor="windowText" strokeweight=".5pt">
+                    <v:line w14:anchorId="37E9DC4F" id="Straight Connector 9" o:spid="_x0000_s1026" style="position:absolute;flip:x;z-index:251672064;visibility:visible;mso-wrap-style:square;mso-width-percent:0;mso-height-percent:0;mso-wrap-distance-left:9pt;mso-wrap-distance-top:0;mso-wrap-distance-right:9pt;mso-wrap-distance-bottom:0;mso-position-horizontal:absolute;mso-position-horizontal-relative:text;mso-position-vertical:absolute;mso-position-vertical-relative:text;mso-width-percent:0;mso-height-percent:0;mso-width-relative:margin;mso-height-relative:margin" from="450.6pt,10.75pt" to="547.4pt,11.5pt" o:gfxdata="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" strokecolor="windowText" strokeweight=".5pt">
                       <v:stroke joinstyle="miter"/>
                     </v:line>
                   </w:pict>
@@ -826,7 +759,7 @@
                 </mc:Choice>
                 <mc:Fallback>
                   <w:pict>
-                    <v:line w14:anchorId="37B8A99B" id="Straight Connector 8" o:spid="_x0000_s1026" style="position:absolute;flip:x;z-index:251670016;visibility:visible;mso-wrap-style:square;mso-width-percent:0;mso-height-percent:0;mso-wrap-distance-left:9pt;mso-wrap-distance-top:0;mso-wrap-distance-right:9pt;mso-wrap-distance-bottom:0;mso-position-horizontal:absolute;mso-position-horizontal-relative:text;mso-position-vertical:absolute;mso-position-vertical-relative:text;mso-width-percent:0;mso-height-percent:0;mso-width-relative:margin;mso-height-relative:margin" from="218.7pt,11.5pt" to="328.25pt,11.5pt" o:gfxdata="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" strokecolor="windowText" strokeweight=".5pt">
+                    <v:line w14:anchorId="448EA25D" id="Straight Connector 8" o:spid="_x0000_s1026" style="position:absolute;flip:x;z-index:251670016;visibility:visible;mso-wrap-style:square;mso-width-percent:0;mso-height-percent:0;mso-wrap-distance-left:9pt;mso-wrap-distance-top:0;mso-wrap-distance-right:9pt;mso-wrap-distance-bottom:0;mso-position-horizontal:absolute;mso-position-horizontal-relative:text;mso-position-vertical:absolute;mso-position-vertical-relative:text;mso-width-percent:0;mso-height-percent:0;mso-width-relative:margin;mso-height-relative:margin" from="218.7pt,11.5pt" to="328.25pt,11.5pt" o:gfxdata="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" strokecolor="windowText" strokeweight=".5pt">
                       <v:stroke joinstyle="miter"/>
                     </v:line>
                   </w:pict>
@@ -895,7 +828,7 @@
                 </mc:Choice>
                 <mc:Fallback>
                   <w:pict>
-                    <v:line w14:anchorId="2C90454E" id="Straight Connector 3" o:spid="_x0000_s1026" style="position:absolute;flip:x;z-index:251665920;visibility:visible;mso-wrap-style:square;mso-width-percent:0;mso-height-percent:0;mso-wrap-distance-left:9pt;mso-wrap-distance-top:0;mso-wrap-distance-right:9pt;mso-wrap-distance-bottom:0;mso-position-horizontal:absolute;mso-position-horizontal-relative:text;mso-position-vertical:absolute;mso-position-vertical-relative:text;mso-width-percent:0;mso-height-percent:0;mso-width-relative:margin;mso-height-relative:margin" from="2.7pt,11.5pt" to="112.25pt,11.5pt" o:gfxdata="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" strokecolor="windowText" strokeweight=".5pt">
+                    <v:line w14:anchorId="0B59B476" id="Straight Connector 3" o:spid="_x0000_s1026" style="position:absolute;flip:x;z-index:251665920;visibility:visible;mso-wrap-style:square;mso-width-percent:0;mso-height-percent:0;mso-wrap-distance-left:9pt;mso-wrap-distance-top:0;mso-wrap-distance-right:9pt;mso-wrap-distance-bottom:0;mso-position-horizontal:absolute;mso-position-horizontal-relative:text;mso-position-vertical:absolute;mso-position-vertical-relative:text;mso-width-percent:0;mso-height-percent:0;mso-width-relative:margin;mso-height-relative:margin" from="2.7pt,11.5pt" to="112.25pt,11.5pt" o:gfxdata="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" strokecolor="windowText" strokeweight=".5pt">
                       <v:stroke joinstyle="miter"/>
                     </v:line>
                   </w:pict>
